--- a/arquivo01.docx
+++ b/arquivo01.docx
@@ -31,7 +31,23 @@
           <w:b/>
           <w:color w:val="1F4E79"/>
         </w:rPr>
-        <w:t xml:space="preserve">Meu arquivo 01</w:t>
+        <w:t xml:space="preserve">Meu arquivo 01 bolado</w:t>
+      </w:r>
+    </w:p>
+    <w:p>
+      <w:pPr>
+        <w:jc w:val="center"/>
+        <w:spacing w:after="80"/>
+      </w:pPr>
+      <w:r>
+        <w:rPr>
+          <w:rFonts w:ascii="Times" w:hAnsi="Times" w:cs="Times"/>
+          <w:sz w:val="40"/>
+          <w:sz-cs w:val="40"/>
+          <w:b/>
+          <w:color w:val="1F4E79"/>
+        </w:rPr>
+        <w:t xml:space="preserve"/>
       </w:r>
     </w:p>
     <w:sectPr>
